--- a/Online2.2/MinhChung_Online2.2.docx
+++ b/Online2.2/MinhChung_Online2.2.docx
@@ -5,9 +5,17 @@
     <w:p>
       <w:pPr>
         <w:jc w:val="center"/>
-      </w:pPr>
-      <w:r>
-        <w:t>MINH CHỨNG TUẦN 4</w:t>
+        <w:rPr>
+          <w:b/>
+          <w:bCs/>
+        </w:rPr>
+      </w:pPr>
+      <w:r>
+        <w:rPr>
+          <w:b/>
+          <w:bCs/>
+        </w:rPr>
+        <w:t xml:space="preserve">MINH CHỨNG </w:t>
       </w:r>
     </w:p>
     <w:p>
@@ -46,10 +54,10 @@
           <w:iCs/>
         </w:rPr>
         <w:drawing>
-          <wp:inline distT="0" distB="0" distL="0" distR="0" wp14:anchorId="29C07990" wp14:editId="1510B879">
-            <wp:extent cx="5731510" cy="1885315"/>
-            <wp:effectExtent l="0" t="0" r="2540" b="635"/>
-            <wp:docPr id="390258486" name="Picture 1"/>
+          <wp:inline distT="0" distB="0" distL="0" distR="0" wp14:anchorId="1CB12A89" wp14:editId="5FDB39B7">
+            <wp:extent cx="5731510" cy="1927860"/>
+            <wp:effectExtent l="0" t="0" r="2540" b="0"/>
+            <wp:docPr id="87069055" name="Picture 1"/>
             <wp:cNvGraphicFramePr>
               <a:graphicFrameLocks xmlns:a="http://schemas.openxmlformats.org/drawingml/2006/main" noChangeAspect="1"/>
             </wp:cNvGraphicFramePr>
@@ -57,7 +65,7 @@
               <a:graphicData uri="http://schemas.openxmlformats.org/drawingml/2006/picture">
                 <pic:pic xmlns:pic="http://schemas.openxmlformats.org/drawingml/2006/picture">
                   <pic:nvPicPr>
-                    <pic:cNvPr id="390258486" name=""/>
+                    <pic:cNvPr id="87069055" name=""/>
                     <pic:cNvPicPr/>
                   </pic:nvPicPr>
                   <pic:blipFill>
@@ -69,7 +77,7 @@
                   <pic:spPr>
                     <a:xfrm>
                       <a:off x="0" y="0"/>
-                      <a:ext cx="5731510" cy="1885315"/>
+                      <a:ext cx="5731510" cy="1927860"/>
                     </a:xfrm>
                     <a:prstGeom prst="rect">
                       <a:avLst/>
@@ -104,10 +112,10 @@
     <w:p>
       <w:r>
         <w:drawing>
-          <wp:inline distT="0" distB="0" distL="0" distR="0" wp14:anchorId="25E3A4CE" wp14:editId="2F0CD35D">
-            <wp:extent cx="5731510" cy="3255645"/>
-            <wp:effectExtent l="0" t="0" r="2540" b="1905"/>
-            <wp:docPr id="1673712619" name="Picture 1"/>
+          <wp:inline distT="0" distB="0" distL="0" distR="0" wp14:anchorId="193579B8" wp14:editId="68EE7528">
+            <wp:extent cx="5731510" cy="3252470"/>
+            <wp:effectExtent l="0" t="0" r="2540" b="5080"/>
+            <wp:docPr id="1031254404" name="Picture 1"/>
             <wp:cNvGraphicFramePr>
               <a:graphicFrameLocks xmlns:a="http://schemas.openxmlformats.org/drawingml/2006/main" noChangeAspect="1"/>
             </wp:cNvGraphicFramePr>
@@ -115,7 +123,7 @@
               <a:graphicData uri="http://schemas.openxmlformats.org/drawingml/2006/picture">
                 <pic:pic xmlns:pic="http://schemas.openxmlformats.org/drawingml/2006/picture">
                   <pic:nvPicPr>
-                    <pic:cNvPr id="1673712619" name=""/>
+                    <pic:cNvPr id="1031254404" name=""/>
                     <pic:cNvPicPr/>
                   </pic:nvPicPr>
                   <pic:blipFill>
@@ -127,7 +135,7 @@
                   <pic:spPr>
                     <a:xfrm>
                       <a:off x="0" y="0"/>
-                      <a:ext cx="5731510" cy="3255645"/>
+                      <a:ext cx="5731510" cy="3252470"/>
                     </a:xfrm>
                     <a:prstGeom prst="rect">
                       <a:avLst/>
@@ -177,10 +185,10 @@
         </w:rPr>
         <w:lastRenderedPageBreak/>
         <w:drawing>
-          <wp:inline distT="0" distB="0" distL="0" distR="0" wp14:anchorId="7E361216" wp14:editId="5E34E8F2">
-            <wp:extent cx="5731510" cy="4131945"/>
-            <wp:effectExtent l="0" t="0" r="2540" b="1905"/>
-            <wp:docPr id="1597951143" name="Picture 1"/>
+          <wp:inline distT="0" distB="0" distL="0" distR="0" wp14:anchorId="46600229" wp14:editId="1B2D024D">
+            <wp:extent cx="5731510" cy="4067175"/>
+            <wp:effectExtent l="0" t="0" r="2540" b="9525"/>
+            <wp:docPr id="1225021271" name="Picture 1"/>
             <wp:cNvGraphicFramePr>
               <a:graphicFrameLocks xmlns:a="http://schemas.openxmlformats.org/drawingml/2006/main" noChangeAspect="1"/>
             </wp:cNvGraphicFramePr>
@@ -188,7 +196,7 @@
               <a:graphicData uri="http://schemas.openxmlformats.org/drawingml/2006/picture">
                 <pic:pic xmlns:pic="http://schemas.openxmlformats.org/drawingml/2006/picture">
                   <pic:nvPicPr>
-                    <pic:cNvPr id="1597951143" name=""/>
+                    <pic:cNvPr id="1225021271" name=""/>
                     <pic:cNvPicPr/>
                   </pic:nvPicPr>
                   <pic:blipFill>
@@ -200,7 +208,7 @@
                   <pic:spPr>
                     <a:xfrm>
                       <a:off x="0" y="0"/>
-                      <a:ext cx="5731510" cy="4131945"/>
+                      <a:ext cx="5731510" cy="4067175"/>
                     </a:xfrm>
                     <a:prstGeom prst="rect">
                       <a:avLst/>
@@ -232,6 +240,452 @@
           <w:iCs/>
         </w:rPr>
       </w:pPr>
+      <w:r>
+        <w:rPr>
+          <w:b/>
+          <w:bCs/>
+          <w:i/>
+          <w:iCs/>
+        </w:rPr>
+        <w:t>2. Fault Tolerance</w:t>
+      </w:r>
+    </w:p>
+    <w:p>
+      <w:pPr>
+        <w:rPr>
+          <w:b/>
+          <w:bCs/>
+          <w:i/>
+          <w:iCs/>
+        </w:rPr>
+      </w:pPr>
+      <w:r>
+        <w:rPr>
+          <w:b/>
+          <w:bCs/>
+          <w:i/>
+          <w:iCs/>
+        </w:rPr>
+        <w:t xml:space="preserve">Bulkhead </w:t>
+      </w:r>
+      <w:r>
+        <w:rPr>
+          <w:b/>
+          <w:bCs/>
+          <w:i/>
+          <w:iCs/>
+        </w:rPr>
+        <w:t xml:space="preserve">Test: </w:t>
+      </w:r>
+      <w:r>
+        <w:t>M</w:t>
+      </w:r>
+      <w:r>
+        <w:t>inh họa cơ chế Bulkhead trong Resilience4J, dùng để giới hạn số lượng request xử lý đồng thời, nhằm ngăn một service bị quá tải.</w:t>
+      </w:r>
+    </w:p>
+    <w:p>
+      <w:pPr>
+        <w:pStyle w:val="ListParagraph"/>
+        <w:numPr>
+          <w:ilvl w:val="0"/>
+          <w:numId w:val="7"/>
+        </w:numPr>
+      </w:pPr>
+      <w:r>
+        <w:t>Service A cho phép tối đa 5 request song song</w:t>
+      </w:r>
+    </w:p>
+    <w:p>
+      <w:pPr>
+        <w:pStyle w:val="ListParagraph"/>
+        <w:numPr>
+          <w:ilvl w:val="0"/>
+          <w:numId w:val="7"/>
+        </w:numPr>
+      </w:pPr>
+      <w:r>
+        <w:t>Service B bị giới hạn tối đa 3 request song song</w:t>
+      </w:r>
+    </w:p>
+    <w:p>
+      <w:pPr>
+        <w:pStyle w:val="ListParagraph"/>
+        <w:numPr>
+          <w:ilvl w:val="0"/>
+          <w:numId w:val="7"/>
+        </w:numPr>
+      </w:pPr>
+      <w:r>
+        <w:t xml:space="preserve">Nếu vượt quá giới hạn </w:t>
+      </w:r>
+      <w:r>
+        <w:t>thì</w:t>
+      </w:r>
+      <w:r>
+        <w:t xml:space="preserve"> request bị từ chối hoặc chờ</w:t>
+      </w:r>
+    </w:p>
+    <w:p>
+      <w:pPr>
+        <w:rPr>
+          <w:b/>
+          <w:bCs/>
+          <w:i/>
+          <w:iCs/>
+        </w:rPr>
+      </w:pPr>
+      <w:r>
+        <w:rPr>
+          <w:noProof/>
+        </w:rPr>
+        <w:lastRenderedPageBreak/>
+        <w:drawing>
+          <wp:inline distT="0" distB="0" distL="0" distR="0" wp14:anchorId="37F6506F" wp14:editId="21F0AD47">
+            <wp:extent cx="4561840" cy="4714240"/>
+            <wp:effectExtent l="0" t="0" r="0" b="0"/>
+            <wp:docPr id="1924706049" name="Picture 1"/>
+            <wp:cNvGraphicFramePr>
+              <a:graphicFrameLocks xmlns:a="http://schemas.openxmlformats.org/drawingml/2006/main" noChangeAspect="1"/>
+            </wp:cNvGraphicFramePr>
+            <a:graphic xmlns:a="http://schemas.openxmlformats.org/drawingml/2006/main">
+              <a:graphicData uri="http://schemas.openxmlformats.org/drawingml/2006/picture">
+                <pic:pic xmlns:pic="http://schemas.openxmlformats.org/drawingml/2006/picture">
+                  <pic:nvPicPr>
+                    <pic:cNvPr id="0" name="Picture 1"/>
+                    <pic:cNvPicPr>
+                      <a:picLocks noChangeAspect="1" noChangeArrowheads="1"/>
+                    </pic:cNvPicPr>
+                  </pic:nvPicPr>
+                  <pic:blipFill>
+                    <a:blip r:embed="rId8">
+                      <a:extLst>
+                        <a:ext uri="{28A0092B-C50C-407E-A947-70E740481C1C}">
+                          <a14:useLocalDpi xmlns:a14="http://schemas.microsoft.com/office/drawing/2010/main" val="0"/>
+                        </a:ext>
+                      </a:extLst>
+                    </a:blip>
+                    <a:srcRect/>
+                    <a:stretch>
+                      <a:fillRect/>
+                    </a:stretch>
+                  </pic:blipFill>
+                  <pic:spPr bwMode="auto">
+                    <a:xfrm>
+                      <a:off x="0" y="0"/>
+                      <a:ext cx="4561840" cy="4714240"/>
+                    </a:xfrm>
+                    <a:prstGeom prst="rect">
+                      <a:avLst/>
+                    </a:prstGeom>
+                    <a:noFill/>
+                    <a:ln>
+                      <a:noFill/>
+                    </a:ln>
+                  </pic:spPr>
+                </pic:pic>
+              </a:graphicData>
+            </a:graphic>
+          </wp:inline>
+        </w:drawing>
+      </w:r>
+    </w:p>
+    <w:p>
+      <w:pPr>
+        <w:rPr>
+          <w:b/>
+          <w:bCs/>
+          <w:i/>
+          <w:iCs/>
+        </w:rPr>
+      </w:pPr>
+      <w:r>
+        <w:rPr>
+          <w:b/>
+          <w:bCs/>
+          <w:i/>
+          <w:iCs/>
+        </w:rPr>
+        <w:t>Circuit Breaker Monitor</w:t>
+      </w:r>
+    </w:p>
+    <w:p>
+      <w:pPr>
+        <w:rPr>
+          <w:i/>
+          <w:iCs/>
+        </w:rPr>
+      </w:pPr>
+      <w:r>
+        <w:rPr>
+          <w:i/>
+          <w:iCs/>
+        </w:rPr>
+        <w:t>Thể hiện trạng thái Circuit Breaker của các service thông qua Spring Boot Actuator.</w:t>
+      </w:r>
+      <w:r>
+        <w:t xml:space="preserve"> </w:t>
+      </w:r>
+      <w:r>
+        <w:rPr>
+          <w:i/>
+          <w:iCs/>
+        </w:rPr>
+        <w:t>Service B đã bị lỗi nhiều</w:t>
+      </w:r>
+      <w:r>
+        <w:rPr>
+          <w:i/>
+          <w:iCs/>
+        </w:rPr>
+        <w:t xml:space="preserve"> -&gt; </w:t>
+      </w:r>
+      <w:r>
+        <w:rPr>
+          <w:i/>
+          <w:iCs/>
+        </w:rPr>
+        <w:t>Circuit Breaker mở</w:t>
+      </w:r>
+      <w:r>
+        <w:rPr>
+          <w:i/>
+          <w:iCs/>
+        </w:rPr>
+        <w:t>-&gt;</w:t>
+      </w:r>
+      <w:r>
+        <w:rPr>
+          <w:i/>
+          <w:iCs/>
+        </w:rPr>
+        <w:t xml:space="preserve"> tạm ngừng gọi Service </w:t>
+      </w:r>
+      <w:r>
+        <w:rPr>
+          <w:i/>
+          <w:iCs/>
+        </w:rPr>
+        <w:t xml:space="preserve">B. </w:t>
+      </w:r>
+      <w:r>
+        <w:rPr>
+          <w:i/>
+          <w:iCs/>
+        </w:rPr>
+        <w:t>Hệ thống tránh gửi request đến service đang lỗi</w:t>
+      </w:r>
+    </w:p>
+    <w:p>
+      <w:pPr>
+        <w:rPr>
+          <w:b/>
+          <w:bCs/>
+          <w:i/>
+          <w:iCs/>
+        </w:rPr>
+      </w:pPr>
+      <w:r>
+        <w:rPr>
+          <w:noProof/>
+        </w:rPr>
+        <w:lastRenderedPageBreak/>
+        <w:drawing>
+          <wp:inline distT="0" distB="0" distL="0" distR="0" wp14:anchorId="0E3FB872" wp14:editId="3D939AF9">
+            <wp:extent cx="5049520" cy="8290560"/>
+            <wp:effectExtent l="0" t="0" r="0" b="0"/>
+            <wp:docPr id="830101803" name="Picture 2"/>
+            <wp:cNvGraphicFramePr>
+              <a:graphicFrameLocks xmlns:a="http://schemas.openxmlformats.org/drawingml/2006/main" noChangeAspect="1"/>
+            </wp:cNvGraphicFramePr>
+            <a:graphic xmlns:a="http://schemas.openxmlformats.org/drawingml/2006/main">
+              <a:graphicData uri="http://schemas.openxmlformats.org/drawingml/2006/picture">
+                <pic:pic xmlns:pic="http://schemas.openxmlformats.org/drawingml/2006/picture">
+                  <pic:nvPicPr>
+                    <pic:cNvPr id="0" name="Picture 3"/>
+                    <pic:cNvPicPr>
+                      <a:picLocks noChangeAspect="1" noChangeArrowheads="1"/>
+                    </pic:cNvPicPr>
+                  </pic:nvPicPr>
+                  <pic:blipFill>
+                    <a:blip r:embed="rId9">
+                      <a:extLst>
+                        <a:ext uri="{28A0092B-C50C-407E-A947-70E740481C1C}">
+                          <a14:useLocalDpi xmlns:a14="http://schemas.microsoft.com/office/drawing/2010/main" val="0"/>
+                        </a:ext>
+                      </a:extLst>
+                    </a:blip>
+                    <a:srcRect/>
+                    <a:stretch>
+                      <a:fillRect/>
+                    </a:stretch>
+                  </pic:blipFill>
+                  <pic:spPr bwMode="auto">
+                    <a:xfrm>
+                      <a:off x="0" y="0"/>
+                      <a:ext cx="5049520" cy="8290560"/>
+                    </a:xfrm>
+                    <a:prstGeom prst="rect">
+                      <a:avLst/>
+                    </a:prstGeom>
+                    <a:noFill/>
+                    <a:ln>
+                      <a:noFill/>
+                    </a:ln>
+                  </pic:spPr>
+                </pic:pic>
+              </a:graphicData>
+            </a:graphic>
+          </wp:inline>
+        </w:drawing>
+      </w:r>
+    </w:p>
+    <w:p>
+      <w:pPr>
+        <w:rPr>
+          <w:b/>
+          <w:bCs/>
+          <w:i/>
+          <w:iCs/>
+        </w:rPr>
+      </w:pPr>
+      <w:r>
+        <w:rPr>
+          <w:b/>
+          <w:bCs/>
+          <w:i/>
+          <w:iCs/>
+          <w:noProof/>
+        </w:rPr>
+        <w:lastRenderedPageBreak/>
+        <w:drawing>
+          <wp:inline distT="0" distB="0" distL="0" distR="0" wp14:anchorId="10F15408" wp14:editId="077A760E">
+            <wp:extent cx="5731510" cy="3480435"/>
+            <wp:effectExtent l="0" t="0" r="2540" b="5715"/>
+            <wp:docPr id="821300662" name="Picture 1"/>
+            <wp:cNvGraphicFramePr>
+              <a:graphicFrameLocks xmlns:a="http://schemas.openxmlformats.org/drawingml/2006/main" noChangeAspect="1"/>
+            </wp:cNvGraphicFramePr>
+            <a:graphic xmlns:a="http://schemas.openxmlformats.org/drawingml/2006/main">
+              <a:graphicData uri="http://schemas.openxmlformats.org/drawingml/2006/picture">
+                <pic:pic xmlns:pic="http://schemas.openxmlformats.org/drawingml/2006/picture">
+                  <pic:nvPicPr>
+                    <pic:cNvPr id="821300662" name=""/>
+                    <pic:cNvPicPr/>
+                  </pic:nvPicPr>
+                  <pic:blipFill>
+                    <a:blip r:embed="rId10"/>
+                    <a:stretch>
+                      <a:fillRect/>
+                    </a:stretch>
+                  </pic:blipFill>
+                  <pic:spPr>
+                    <a:xfrm>
+                      <a:off x="0" y="0"/>
+                      <a:ext cx="5731510" cy="3480435"/>
+                    </a:xfrm>
+                    <a:prstGeom prst="rect">
+                      <a:avLst/>
+                    </a:prstGeom>
+                  </pic:spPr>
+                </pic:pic>
+              </a:graphicData>
+            </a:graphic>
+          </wp:inline>
+        </w:drawing>
+      </w:r>
+    </w:p>
+    <w:p>
+      <w:pPr>
+        <w:rPr>
+          <w:b/>
+          <w:bCs/>
+          <w:i/>
+          <w:iCs/>
+        </w:rPr>
+      </w:pPr>
+    </w:p>
+    <w:p>
+      <w:pPr>
+        <w:rPr>
+          <w:b/>
+          <w:bCs/>
+          <w:i/>
+          <w:iCs/>
+        </w:rPr>
+      </w:pPr>
+      <w:r>
+        <w:rPr>
+          <w:b/>
+          <w:bCs/>
+          <w:i/>
+          <w:iCs/>
+        </w:rPr>
+        <w:t>Test Demo</w:t>
+      </w:r>
+    </w:p>
+    <w:p>
+      <w:pPr>
+        <w:rPr>
+          <w:b/>
+          <w:bCs/>
+          <w:i/>
+          <w:iCs/>
+        </w:rPr>
+      </w:pPr>
+      <w:r>
+        <w:rPr>
+          <w:noProof/>
+        </w:rPr>
+        <w:drawing>
+          <wp:inline distT="0" distB="0" distL="0" distR="0" wp14:anchorId="53E11CFF" wp14:editId="038845D7">
+            <wp:extent cx="3327400" cy="4546600"/>
+            <wp:effectExtent l="0" t="0" r="6350" b="6350"/>
+            <wp:docPr id="1984478678" name="Picture 3"/>
+            <wp:cNvGraphicFramePr>
+              <a:graphicFrameLocks xmlns:a="http://schemas.openxmlformats.org/drawingml/2006/main" noChangeAspect="1"/>
+            </wp:cNvGraphicFramePr>
+            <a:graphic xmlns:a="http://schemas.openxmlformats.org/drawingml/2006/main">
+              <a:graphicData uri="http://schemas.openxmlformats.org/drawingml/2006/picture">
+                <pic:pic xmlns:pic="http://schemas.openxmlformats.org/drawingml/2006/picture">
+                  <pic:nvPicPr>
+                    <pic:cNvPr id="0" name="Picture 5"/>
+                    <pic:cNvPicPr>
+                      <a:picLocks noChangeAspect="1" noChangeArrowheads="1"/>
+                    </pic:cNvPicPr>
+                  </pic:nvPicPr>
+                  <pic:blipFill>
+                    <a:blip r:embed="rId11">
+                      <a:extLst>
+                        <a:ext uri="{28A0092B-C50C-407E-A947-70E740481C1C}">
+                          <a14:useLocalDpi xmlns:a14="http://schemas.microsoft.com/office/drawing/2010/main" val="0"/>
+                        </a:ext>
+                      </a:extLst>
+                    </a:blip>
+                    <a:srcRect/>
+                    <a:stretch>
+                      <a:fillRect/>
+                    </a:stretch>
+                  </pic:blipFill>
+                  <pic:spPr bwMode="auto">
+                    <a:xfrm>
+                      <a:off x="0" y="0"/>
+                      <a:ext cx="3327400" cy="4546600"/>
+                    </a:xfrm>
+                    <a:prstGeom prst="rect">
+                      <a:avLst/>
+                    </a:prstGeom>
+                    <a:noFill/>
+                    <a:ln>
+                      <a:noFill/>
+                    </a:ln>
+                  </pic:spPr>
+                </pic:pic>
+              </a:graphicData>
+            </a:graphic>
+          </wp:inline>
+        </w:drawing>
+      </w:r>
     </w:p>
     <w:sectPr>
       <w:pgSz w:w="11906" w:h="16838"/>
@@ -991,6 +1445,119 @@
     </w:lvl>
   </w:abstractNum>
   <w:abstractNum w:abstractNumId="5" w15:restartNumberingAfterBreak="0">
+    <w:nsid w:val="5E813C4B"/>
+    <w:multiLevelType w:val="hybridMultilevel"/>
+    <w:tmpl w:val="A05454F6"/>
+    <w:lvl w:ilvl="0" w:tplc="F836DFF4">
+      <w:start w:val="1"/>
+      <w:numFmt w:val="bullet"/>
+      <w:lvlText w:val=""/>
+      <w:lvlJc w:val="left"/>
+      <w:pPr>
+        <w:ind w:left="360" w:hanging="360"/>
+      </w:pPr>
+      <w:rPr>
+        <w:rFonts w:ascii="Symbol" w:hAnsi="Symbol" w:hint="default"/>
+      </w:rPr>
+    </w:lvl>
+    <w:lvl w:ilvl="1" w:tplc="042A0003" w:tentative="1">
+      <w:start w:val="1"/>
+      <w:numFmt w:val="bullet"/>
+      <w:lvlText w:val="o"/>
+      <w:lvlJc w:val="left"/>
+      <w:pPr>
+        <w:ind w:left="1080" w:hanging="360"/>
+      </w:pPr>
+      <w:rPr>
+        <w:rFonts w:ascii="Courier New" w:hAnsi="Courier New" w:cs="Courier New" w:hint="default"/>
+      </w:rPr>
+    </w:lvl>
+    <w:lvl w:ilvl="2" w:tplc="042A0005" w:tentative="1">
+      <w:start w:val="1"/>
+      <w:numFmt w:val="bullet"/>
+      <w:lvlText w:val=""/>
+      <w:lvlJc w:val="left"/>
+      <w:pPr>
+        <w:ind w:left="1800" w:hanging="360"/>
+      </w:pPr>
+      <w:rPr>
+        <w:rFonts w:ascii="Wingdings" w:hAnsi="Wingdings" w:hint="default"/>
+      </w:rPr>
+    </w:lvl>
+    <w:lvl w:ilvl="3" w:tplc="042A0001" w:tentative="1">
+      <w:start w:val="1"/>
+      <w:numFmt w:val="bullet"/>
+      <w:lvlText w:val=""/>
+      <w:lvlJc w:val="left"/>
+      <w:pPr>
+        <w:ind w:left="2520" w:hanging="360"/>
+      </w:pPr>
+      <w:rPr>
+        <w:rFonts w:ascii="Symbol" w:hAnsi="Symbol" w:hint="default"/>
+      </w:rPr>
+    </w:lvl>
+    <w:lvl w:ilvl="4" w:tplc="042A0003" w:tentative="1">
+      <w:start w:val="1"/>
+      <w:numFmt w:val="bullet"/>
+      <w:lvlText w:val="o"/>
+      <w:lvlJc w:val="left"/>
+      <w:pPr>
+        <w:ind w:left="3240" w:hanging="360"/>
+      </w:pPr>
+      <w:rPr>
+        <w:rFonts w:ascii="Courier New" w:hAnsi="Courier New" w:cs="Courier New" w:hint="default"/>
+      </w:rPr>
+    </w:lvl>
+    <w:lvl w:ilvl="5" w:tplc="042A0005" w:tentative="1">
+      <w:start w:val="1"/>
+      <w:numFmt w:val="bullet"/>
+      <w:lvlText w:val=""/>
+      <w:lvlJc w:val="left"/>
+      <w:pPr>
+        <w:ind w:left="3960" w:hanging="360"/>
+      </w:pPr>
+      <w:rPr>
+        <w:rFonts w:ascii="Wingdings" w:hAnsi="Wingdings" w:hint="default"/>
+      </w:rPr>
+    </w:lvl>
+    <w:lvl w:ilvl="6" w:tplc="042A0001" w:tentative="1">
+      <w:start w:val="1"/>
+      <w:numFmt w:val="bullet"/>
+      <w:lvlText w:val=""/>
+      <w:lvlJc w:val="left"/>
+      <w:pPr>
+        <w:ind w:left="4680" w:hanging="360"/>
+      </w:pPr>
+      <w:rPr>
+        <w:rFonts w:ascii="Symbol" w:hAnsi="Symbol" w:hint="default"/>
+      </w:rPr>
+    </w:lvl>
+    <w:lvl w:ilvl="7" w:tplc="042A0003" w:tentative="1">
+      <w:start w:val="1"/>
+      <w:numFmt w:val="bullet"/>
+      <w:lvlText w:val="o"/>
+      <w:lvlJc w:val="left"/>
+      <w:pPr>
+        <w:ind w:left="5400" w:hanging="360"/>
+      </w:pPr>
+      <w:rPr>
+        <w:rFonts w:ascii="Courier New" w:hAnsi="Courier New" w:cs="Courier New" w:hint="default"/>
+      </w:rPr>
+    </w:lvl>
+    <w:lvl w:ilvl="8" w:tplc="042A0005" w:tentative="1">
+      <w:start w:val="1"/>
+      <w:numFmt w:val="bullet"/>
+      <w:lvlText w:val=""/>
+      <w:lvlJc w:val="left"/>
+      <w:pPr>
+        <w:ind w:left="6120" w:hanging="360"/>
+      </w:pPr>
+      <w:rPr>
+        <w:rFonts w:ascii="Wingdings" w:hAnsi="Wingdings" w:hint="default"/>
+      </w:rPr>
+    </w:lvl>
+  </w:abstractNum>
+  <w:abstractNum w:abstractNumId="6" w15:restartNumberingAfterBreak="0">
     <w:nsid w:val="6DAF128E"/>
     <w:multiLevelType w:val="multilevel"/>
     <w:tmpl w:val="B4CEEC8C"/>
@@ -1155,6 +1722,9 @@
     <w:abstractNumId w:val="2"/>
   </w:num>
   <w:num w:numId="6" w16cid:durableId="218787669">
+    <w:abstractNumId w:val="6"/>
+  </w:num>
+  <w:num w:numId="7" w16cid:durableId="1921669768">
     <w:abstractNumId w:val="5"/>
   </w:num>
 </w:numbering>
